--- a/docs/PHB_核心文献清单.docx
+++ b/docs/PHB_核心文献清单.docx
@@ -28,7 +28,7 @@
         </w:p>
       </w:sdtContent>
     </w:sdt>
-    <w:bookmarkStart w:id="14" w:name="gtdb-全库-phb-降解基因分析-核心文献清单"/>
+    <w:bookmarkStart w:id="15" w:name="gtdb-全库-phb-降解基因分析-核心文献清单"/>
     <w:p>
       <w:pPr>
         <w:pStyle w:val="Heading1"/>
@@ -441,7 +441,7 @@
               <w:rPr>
                 <w:rFonts w:hint="eastAsia"/>
               </w:rPr>
-              <w:t xml:space="preserve">🔓南科大</w:t>
+              <w:t xml:space="preserve">🔓南科大(已读全文)</w:t>
             </w:r>
           </w:p>
         </w:tc>
@@ -523,7 +523,7 @@
               <w:rPr>
                 <w:rFonts w:hint="eastAsia"/>
               </w:rPr>
-              <w:t xml:space="preserve">🔓南科大</w:t>
+              <w:t xml:space="preserve">🔓南科大(已读全文)</w:t>
             </w:r>
           </w:p>
         </w:tc>
@@ -605,7 +605,7 @@
               <w:rPr>
                 <w:rFonts w:hint="eastAsia"/>
               </w:rPr>
-              <w:t xml:space="preserve">🔓南科大</w:t>
+              <w:t xml:space="preserve">🔓南科大(已读全文)</w:t>
             </w:r>
           </w:p>
         </w:tc>
@@ -848,7 +848,7 @@
               <w:rPr>
                 <w:rFonts w:hint="eastAsia"/>
               </w:rPr>
-              <w:t xml:space="preserve">🔓南科大</w:t>
+              <w:t xml:space="preserve">🔓南科大(已读全文)</w:t>
             </w:r>
           </w:p>
         </w:tc>
@@ -1613,7 +1613,7 @@
               <w:rPr>
                 <w:rFonts w:hint="eastAsia"/>
               </w:rPr>
-              <w:t xml:space="preserve">🔓南科大</w:t>
+              <w:t xml:space="preserve">🔓南科大(已读全文)</w:t>
             </w:r>
           </w:p>
         </w:tc>
@@ -2040,7 +2040,7 @@
               <w:rPr>
                 <w:rFonts w:hint="eastAsia"/>
               </w:rPr>
-              <w:t xml:space="preserve">🔓南科大</w:t>
+              <w:t xml:space="preserve">🔓南科大(已读全文)</w:t>
             </w:r>
           </w:p>
         </w:tc>
@@ -2131,7 +2131,7 @@
               <w:rPr>
                 <w:rFonts w:hint="eastAsia"/>
               </w:rPr>
-              <w:t xml:space="preserve">🔓南科大</w:t>
+              <w:t xml:space="preserve">📄手动PDF(已获取)</w:t>
             </w:r>
           </w:p>
         </w:tc>
@@ -2726,7 +2726,7 @@
               <w:rPr>
                 <w:rFonts w:hint="eastAsia"/>
               </w:rPr>
-              <w:t xml:space="preserve">🔓南科大</w:t>
+              <w:t xml:space="preserve">🔓南科大(已读全文)</w:t>
             </w:r>
           </w:p>
         </w:tc>
@@ -2981,7 +2981,7 @@
               <w:rPr>
                 <w:rFonts w:hint="eastAsia"/>
               </w:rPr>
-              <w:t xml:space="preserve">🔓南科大</w:t>
+              <w:t xml:space="preserve">🔓南科大(已读全文)</w:t>
             </w:r>
           </w:p>
         </w:tc>
@@ -3063,7 +3063,7 @@
               <w:rPr>
                 <w:rFonts w:hint="eastAsia"/>
               </w:rPr>
-              <w:t xml:space="preserve">🔓南科大</w:t>
+              <w:t xml:space="preserve">🔓南科大(已读全文)</w:t>
             </w:r>
           </w:p>
         </w:tc>
@@ -3145,7 +3145,7 @@
               <w:rPr>
                 <w:rFonts w:hint="eastAsia"/>
               </w:rPr>
-              <w:t xml:space="preserve">🔓南科大</w:t>
+              <w:t xml:space="preserve">📄手动PDF(已获取)</w:t>
             </w:r>
           </w:p>
         </w:tc>
@@ -3578,7 +3578,7 @@
               <w:rPr>
                 <w:rFonts w:hint="eastAsia"/>
               </w:rPr>
-              <w:t xml:space="preserve">🔓南科大</w:t>
+              <w:t xml:space="preserve">🔓南科大(已读全文)</w:t>
             </w:r>
           </w:p>
         </w:tc>
@@ -3769,7 +3769,7 @@
               <w:rPr>
                 <w:rFonts w:hint="eastAsia"/>
               </w:rPr>
-              <w:t xml:space="preserve">🔓南科大</w:t>
+              <w:t xml:space="preserve">🔓南科大(已读全文)</w:t>
             </w:r>
           </w:p>
         </w:tc>
@@ -3851,7 +3851,7 @@
               <w:rPr>
                 <w:rFonts w:hint="eastAsia"/>
               </w:rPr>
-              <w:t xml:space="preserve">🔓南科大</w:t>
+              <w:t xml:space="preserve">🔓南科大(已读全文)</w:t>
             </w:r>
           </w:p>
         </w:tc>
@@ -3933,7 +3933,7 @@
               <w:rPr>
                 <w:rFonts w:hint="eastAsia"/>
               </w:rPr>
-              <w:t xml:space="preserve">🔓南科大</w:t>
+              <w:t xml:space="preserve">🔓南科大(已读全文)</w:t>
             </w:r>
           </w:p>
         </w:tc>
@@ -4012,7 +4012,7 @@
               <w:rPr>
                 <w:rFonts w:hint="eastAsia"/>
               </w:rPr>
-              <w:t xml:space="preserve">🔓南科大</w:t>
+              <w:t xml:space="preserve">🔓南科大(已读全文)</w:t>
             </w:r>
           </w:p>
         </w:tc>
@@ -4628,7 +4628,7 @@
       </w:r>
     </w:p>
     <w:bookmarkEnd w:id="11"/>
-    <w:bookmarkStart w:id="12" w:name="四重要但需确认订阅手动下载的文献"/>
+    <w:bookmarkStart w:id="12" w:name="四付费核心文献的获取情况16-篇已全部获取"/>
     <w:p>
       <w:pPr>
         <w:pStyle w:val="Heading2"/>
@@ -4637,7 +4637,16 @@
         <w:rPr>
           <w:rFonts w:hint="eastAsia"/>
         </w:rPr>
-        <w:t xml:space="preserve">四、重要但需确认订阅/手动下载的文献</w:t>
+        <w:t xml:space="preserve">四、付费核心文献的获取情况(16</w:t>
+      </w:r>
+      <w:r>
+        <w:t xml:space="preserve"> </w:t>
+      </w:r>
+      <w:r>
+        <w:rPr>
+          <w:rFonts w:hint="eastAsia"/>
+        </w:rPr>
+        <w:t xml:space="preserve">篇已全部获取)</w:t>
       </w:r>
     </w:p>
     <w:p>
@@ -4645,33 +4654,58 @@
         <w:pStyle w:val="FirstParagraph"/>
       </w:pPr>
       <w:r>
+        <w:t xml:space="preserve">16 </w:t>
+      </w:r>
+      <w:r>
         <w:rPr>
           <w:rFonts w:hint="eastAsia"/>
         </w:rPr>
-        <w:t xml:space="preserve">以下为核心清单中的</w:t>
+        <w:t xml:space="preserve">篇付费核心文献均已获得全文:14</w:t>
+      </w:r>
+      <w:r>
+        <w:t xml:space="preserve"> </w:t>
       </w:r>
       <w:r>
         <w:rPr>
           <w:rFonts w:hint="eastAsia"/>
-          <w:b/>
-          <w:bCs/>
-        </w:rPr>
-        <w:t xml:space="preserve">付费文献</w:t>
+        </w:rPr>
+        <w:t xml:space="preserve">篇经南科大机构订阅在线阅读,2</w:t>
+      </w:r>
+      <w:r>
+        <w:t xml:space="preserve"> </w:t>
       </w:r>
       <w:r>
         <w:rPr>
           <w:rFonts w:hint="eastAsia"/>
         </w:rPr>
-        <w:t xml:space="preserve">。主流出版商(Nature/Springer/Elsevier/Wiley/Annual</w:t>
-      </w:r>
-      <w:r>
-        <w:t xml:space="preserve"> </w:t>
+        <w:t xml:space="preserve">篇(Appl</w:t>
+      </w:r>
+      <w:r>
+        <w:t xml:space="preserve"> Microbiol Biotechnol </w:t>
       </w:r>
       <w:r>
         <w:rPr>
           <w:rFonts w:hint="eastAsia"/>
         </w:rPr>
-        <w:t xml:space="preserve">Reviews/ASM/Oxford)经南科大机构登录一般可读;若个别期刊未订阅,请手动下载补齐。</w:t>
+        <w:t xml:space="preserve">的</w:t>
+      </w:r>
+      <w:r>
+        <w:t xml:space="preserve"> Thermus 2009、Martínez-Tobón </w:t>
+      </w:r>
+      <w:r>
+        <w:rPr>
+          <w:rFonts w:hint="eastAsia"/>
+        </w:rPr>
+        <w:t xml:space="preserve">2018)不在订阅覆盖范围,已由手动下载</w:t>
+      </w:r>
+      <w:r>
+        <w:t xml:space="preserve"> PDF </w:t>
+      </w:r>
+      <w:r>
+        <w:rPr>
+          <w:rFonts w:hint="eastAsia"/>
+        </w:rPr>
+        <w:t xml:space="preserve">补齐。</w:t>
       </w:r>
     </w:p>
     <w:tbl>
@@ -4682,10 +4716,11 @@
         <w:tblLook w:firstRow="1" w:lastRow="0" w:firstColumn="0" w:lastColumn="0" w:noHBand="0" w:noVBand="0" w:val="0020"/>
       </w:tblPr>
       <w:tblGrid>
-        <w:gridCol w:w="1827"/>
-        <w:gridCol w:w="1827"/>
-        <w:gridCol w:w="2741"/>
-        <w:gridCol w:w="1523"/>
+        <w:gridCol w:w="1320"/>
+        <w:gridCol w:w="1320"/>
+        <w:gridCol w:w="1980"/>
+        <w:gridCol w:w="1100"/>
+        <w:gridCol w:w="2200"/>
       </w:tblGrid>
       <w:tr>
         <w:trPr>
@@ -4741,6 +4776,20 @@
             </w:r>
           </w:p>
         </w:tc>
+        <w:tc>
+          <w:tcPr/>
+          <w:p>
+            <w:pPr>
+              <w:pStyle w:val="Compact"/>
+            </w:pPr>
+            <w:r>
+              <w:rPr>
+                <w:rFonts w:hint="eastAsia"/>
+              </w:rPr>
+              <w:t xml:space="preserve">获取方式</w:t>
+            </w:r>
+          </w:p>
+        </w:tc>
       </w:tr>
       <w:tr>
         <w:tc>
@@ -4787,6 +4836,20 @@
             </w:r>
           </w:p>
         </w:tc>
+        <w:tc>
+          <w:tcPr/>
+          <w:p>
+            <w:pPr>
+              <w:pStyle w:val="Compact"/>
+            </w:pPr>
+            <w:r>
+              <w:rPr>
+                <w:rFonts w:hint="eastAsia"/>
+              </w:rPr>
+              <w:t xml:space="preserve">🔓南科大</w:t>
+            </w:r>
+          </w:p>
+        </w:tc>
       </w:tr>
       <w:tr>
         <w:tc>
@@ -4833,6 +4896,20 @@
             </w:r>
           </w:p>
         </w:tc>
+        <w:tc>
+          <w:tcPr/>
+          <w:p>
+            <w:pPr>
+              <w:pStyle w:val="Compact"/>
+            </w:pPr>
+            <w:r>
+              <w:rPr>
+                <w:rFonts w:hint="eastAsia"/>
+              </w:rPr>
+              <w:t xml:space="preserve">🔓南科大</w:t>
+            </w:r>
+          </w:p>
+        </w:tc>
       </w:tr>
       <w:tr>
         <w:tc>
@@ -4879,6 +4956,20 @@
             </w:r>
           </w:p>
         </w:tc>
+        <w:tc>
+          <w:tcPr/>
+          <w:p>
+            <w:pPr>
+              <w:pStyle w:val="Compact"/>
+            </w:pPr>
+            <w:r>
+              <w:rPr>
+                <w:rFonts w:hint="eastAsia"/>
+              </w:rPr>
+              <w:t xml:space="preserve">🔓南科大</w:t>
+            </w:r>
+          </w:p>
+        </w:tc>
       </w:tr>
       <w:tr>
         <w:tc>
@@ -4925,6 +5016,20 @@
             </w:r>
           </w:p>
         </w:tc>
+        <w:tc>
+          <w:tcPr/>
+          <w:p>
+            <w:pPr>
+              <w:pStyle w:val="Compact"/>
+            </w:pPr>
+            <w:r>
+              <w:rPr>
+                <w:rFonts w:hint="eastAsia"/>
+              </w:rPr>
+              <w:t xml:space="preserve">🔓南科大</w:t>
+            </w:r>
+          </w:p>
+        </w:tc>
       </w:tr>
       <w:tr>
         <w:tc>
@@ -4971,6 +5076,20 @@
             </w:r>
           </w:p>
         </w:tc>
+        <w:tc>
+          <w:tcPr/>
+          <w:p>
+            <w:pPr>
+              <w:pStyle w:val="Compact"/>
+            </w:pPr>
+            <w:r>
+              <w:rPr>
+                <w:rFonts w:hint="eastAsia"/>
+              </w:rPr>
+              <w:t xml:space="preserve">🔓南科大</w:t>
+            </w:r>
+          </w:p>
+        </w:tc>
       </w:tr>
       <w:tr>
         <w:tc>
@@ -5017,6 +5136,20 @@
             </w:r>
           </w:p>
         </w:tc>
+        <w:tc>
+          <w:tcPr/>
+          <w:p>
+            <w:pPr>
+              <w:pStyle w:val="Compact"/>
+            </w:pPr>
+            <w:r>
+              <w:rPr>
+                <w:rFonts w:hint="eastAsia"/>
+              </w:rPr>
+              <w:t xml:space="preserve">🔓南科大</w:t>
+            </w:r>
+          </w:p>
+        </w:tc>
       </w:tr>
       <w:tr>
         <w:tc>
@@ -5063,6 +5196,20 @@
             </w:r>
           </w:p>
         </w:tc>
+        <w:tc>
+          <w:tcPr/>
+          <w:p>
+            <w:pPr>
+              <w:pStyle w:val="Compact"/>
+            </w:pPr>
+            <w:r>
+              <w:rPr>
+                <w:rFonts w:hint="eastAsia"/>
+              </w:rPr>
+              <w:t xml:space="preserve">📄手动PDF</w:t>
+            </w:r>
+          </w:p>
+        </w:tc>
       </w:tr>
       <w:tr>
         <w:tc>
@@ -5109,6 +5256,20 @@
             </w:r>
           </w:p>
         </w:tc>
+        <w:tc>
+          <w:tcPr/>
+          <w:p>
+            <w:pPr>
+              <w:pStyle w:val="Compact"/>
+            </w:pPr>
+            <w:r>
+              <w:rPr>
+                <w:rFonts w:hint="eastAsia"/>
+              </w:rPr>
+              <w:t xml:space="preserve">🔓南科大</w:t>
+            </w:r>
+          </w:p>
+        </w:tc>
       </w:tr>
       <w:tr>
         <w:tc>
@@ -5155,6 +5316,20 @@
             </w:r>
           </w:p>
         </w:tc>
+        <w:tc>
+          <w:tcPr/>
+          <w:p>
+            <w:pPr>
+              <w:pStyle w:val="Compact"/>
+            </w:pPr>
+            <w:r>
+              <w:rPr>
+                <w:rFonts w:hint="eastAsia"/>
+              </w:rPr>
+              <w:t xml:space="preserve">🔓南科大</w:t>
+            </w:r>
+          </w:p>
+        </w:tc>
       </w:tr>
       <w:tr>
         <w:tc>
@@ -5201,6 +5376,20 @@
             </w:r>
           </w:p>
         </w:tc>
+        <w:tc>
+          <w:tcPr/>
+          <w:p>
+            <w:pPr>
+              <w:pStyle w:val="Compact"/>
+            </w:pPr>
+            <w:r>
+              <w:rPr>
+                <w:rFonts w:hint="eastAsia"/>
+              </w:rPr>
+              <w:t xml:space="preserve">🔓南科大</w:t>
+            </w:r>
+          </w:p>
+        </w:tc>
       </w:tr>
       <w:tr>
         <w:tc>
@@ -5247,6 +5436,20 @@
             </w:r>
           </w:p>
         </w:tc>
+        <w:tc>
+          <w:tcPr/>
+          <w:p>
+            <w:pPr>
+              <w:pStyle w:val="Compact"/>
+            </w:pPr>
+            <w:r>
+              <w:rPr>
+                <w:rFonts w:hint="eastAsia"/>
+              </w:rPr>
+              <w:t xml:space="preserve">📄手动PDF</w:t>
+            </w:r>
+          </w:p>
+        </w:tc>
       </w:tr>
       <w:tr>
         <w:tc>
@@ -5293,6 +5496,20 @@
             </w:r>
           </w:p>
         </w:tc>
+        <w:tc>
+          <w:tcPr/>
+          <w:p>
+            <w:pPr>
+              <w:pStyle w:val="Compact"/>
+            </w:pPr>
+            <w:r>
+              <w:rPr>
+                <w:rFonts w:hint="eastAsia"/>
+              </w:rPr>
+              <w:t xml:space="preserve">🔓南科大</w:t>
+            </w:r>
+          </w:p>
+        </w:tc>
       </w:tr>
       <w:tr>
         <w:tc>
@@ -5348,6 +5565,20 @@
             </w:r>
           </w:p>
         </w:tc>
+        <w:tc>
+          <w:tcPr/>
+          <w:p>
+            <w:pPr>
+              <w:pStyle w:val="Compact"/>
+            </w:pPr>
+            <w:r>
+              <w:rPr>
+                <w:rFonts w:hint="eastAsia"/>
+              </w:rPr>
+              <w:t xml:space="preserve">🔓南科大</w:t>
+            </w:r>
+          </w:p>
+        </w:tc>
       </w:tr>
       <w:tr>
         <w:tc>
@@ -5394,6 +5625,20 @@
             </w:r>
           </w:p>
         </w:tc>
+        <w:tc>
+          <w:tcPr/>
+          <w:p>
+            <w:pPr>
+              <w:pStyle w:val="Compact"/>
+            </w:pPr>
+            <w:r>
+              <w:rPr>
+                <w:rFonts w:hint="eastAsia"/>
+              </w:rPr>
+              <w:t xml:space="preserve">🔓南科大</w:t>
+            </w:r>
+          </w:p>
+        </w:tc>
       </w:tr>
       <w:tr>
         <w:tc>
@@ -5440,6 +5685,20 @@
             </w:r>
           </w:p>
         </w:tc>
+        <w:tc>
+          <w:tcPr/>
+          <w:p>
+            <w:pPr>
+              <w:pStyle w:val="Compact"/>
+            </w:pPr>
+            <w:r>
+              <w:rPr>
+                <w:rFonts w:hint="eastAsia"/>
+              </w:rPr>
+              <w:t xml:space="preserve">🔓南科大</w:t>
+            </w:r>
+          </w:p>
+        </w:tc>
       </w:tr>
       <w:tr>
         <w:tc>
@@ -5483,13 +5742,27 @@
             </w:pPr>
             <w:r>
               <w:t xml:space="preserve">10.1016/j.wasman.2018.09.040</w:t>
+            </w:r>
+          </w:p>
+        </w:tc>
+        <w:tc>
+          <w:tcPr/>
+          <w:p>
+            <w:pPr>
+              <w:pStyle w:val="Compact"/>
+            </w:pPr>
+            <w:r>
+              <w:rPr>
+                <w:rFonts w:hint="eastAsia"/>
+              </w:rPr>
+              <w:t xml:space="preserve">🔓南科大</w:t>
             </w:r>
           </w:p>
         </w:tc>
       </w:tr>
     </w:tbl>
     <w:bookmarkEnd w:id="12"/>
-    <w:bookmarkStart w:id="13" w:name="五参考文献管理建议"/>
+    <w:bookmarkStart w:id="13" w:name="六补读要点"/>
     <w:p>
       <w:pPr>
         <w:pStyle w:val="Heading2"/>
@@ -5498,7 +5771,7 @@
         <w:rPr>
           <w:rFonts w:hint="eastAsia"/>
         </w:rPr>
-        <w:t xml:space="preserve">五、参考文献管理建议</w:t>
+        <w:t xml:space="preserve">六、补读要点</w:t>
       </w:r>
     </w:p>
     <w:p>
@@ -5511,36 +5784,112 @@
       </w:pPr>
       <w:r>
         <w:rPr>
+          <w:b/>
+          <w:bCs/>
+        </w:rPr>
+        <w:t xml:space="preserve">Thermus 2009</w:t>
+      </w:r>
+      <w:r>
+        <w:t xml:space="preserve"> </w:t>
+      </w:r>
+      <w:r>
+        <w:t xml:space="preserve">(PMID 19214501): </w:t>
+      </w:r>
+      <w:r>
+        <w:rPr>
           <w:rFonts w:hint="eastAsia"/>
         </w:rPr>
-        <w:t xml:space="preserve">已附</w:t>
-      </w:r>
-      <w:r>
-        <w:t xml:space="preserve"> PMID + </w:t>
+        <w:t xml:space="preserve">催化三联体为</w:t>
+      </w:r>
+      <w:r>
+        <w:t xml:space="preserve"> </w:t>
+      </w:r>
+      <w:r>
+        <w:rPr>
+          <w:b/>
+          <w:bCs/>
+        </w:rPr>
+        <w:t xml:space="preserve">S183–E310–H405</w:t>
       </w:r>
       <w:r>
         <w:rPr>
           <w:rFonts w:hint="eastAsia"/>
         </w:rPr>
-        <w:t xml:space="preserve">DOI,可批量导入</w:t>
-      </w:r>
-      <w:r>
+        <w:t xml:space="preserve">(第三位为</w:t>
+      </w:r>
+      <w:r>
+        <w:t xml:space="preserve"> Glu </w:t>
+      </w:r>
+      <w:r>
+        <w:rPr>
+          <w:rFonts w:hint="eastAsia"/>
+        </w:rPr>
+        <w:t xml:space="preserve">而非通常的</w:t>
+      </w:r>
+      <w:r>
+        <w:t xml:space="preserve"> Asp),42 kDa、TTHA0199、pH 8.0 </w:t>
+      </w:r>
+      <w:r>
+        <w:rPr>
+          <w:rFonts w:hint="eastAsia"/>
+        </w:rPr>
+        <w:t xml:space="preserve">最适、Km</w:t>
+      </w:r>
+      <w:r>
+        <w:t xml:space="preserve"> 53 </w:t>
+      </w:r>
+      <w:r>
+        <w:rPr>
+          <w:rFonts w:hint="eastAsia"/>
+        </w:rPr>
+        <w:t xml:space="preserve">μg/ml、产物</w:t>
+      </w:r>
+      <w:r>
+        <w:t xml:space="preserve"> 3HB </w:t>
+      </w:r>
+      <w:r>
+        <w:rPr>
+          <w:rFonts w:hint="eastAsia"/>
+        </w:rPr>
+        <w:t xml:space="preserve">单体(外切型)。</w:t>
+      </w:r>
+      <w:r>
+        <w:rPr>
+          <w:rFonts w:hint="eastAsia"/>
+          <w:b/>
+          <w:bCs/>
+        </w:rPr>
+        <w:t xml:space="preserve">注意:本项目验证规则”Ser-Asp-His</w:t>
+      </w:r>
+      <w:r>
+        <w:rPr>
+          <w:b/>
+          <w:bCs/>
+        </w:rPr>
         <w:t xml:space="preserve"> </w:t>
       </w:r>
       <w:r>
         <w:rPr>
           <w:rFonts w:hint="eastAsia"/>
-        </w:rPr>
-        <w:t xml:space="preserve">Zotero/EndNote(用</w:t>
-      </w:r>
-      <w:r>
-        <w:t xml:space="preserve"> DOI </w:t>
+          <w:b/>
+          <w:bCs/>
+        </w:rPr>
+        <w:t xml:space="preserve">三联体”需将</w:t>
+      </w:r>
+      <w:r>
+        <w:rPr>
+          <w:b/>
+          <w:bCs/>
+        </w:rPr>
+        <w:t xml:space="preserve"> Glu </w:t>
       </w:r>
       <w:r>
         <w:rPr>
           <w:rFonts w:hint="eastAsia"/>
-        </w:rPr>
-        <w:t xml:space="preserve">批量导入最准确)。</w:t>
+          <w:b/>
+          <w:bCs/>
+        </w:rPr>
+        <w:t xml:space="preserve">变体纳入例外。</w:t>
       </w:r>
     </w:p>
     <w:p>
@@ -5553,18 +5902,80 @@
       </w:pPr>
       <w:r>
         <w:rPr>
+          <w:b/>
+          <w:bCs/>
+        </w:rPr>
+        <w:t xml:space="preserve">Martínez-Tobón 2018</w:t>
+      </w:r>
+      <w:r>
+        <w:t xml:space="preserve"> </w:t>
+      </w:r>
+      <w:r>
+        <w:t xml:space="preserve">(PMID 29951858): 9 </w:t>
+      </w:r>
+      <w:r>
+        <w:rPr>
           <w:rFonts w:hint="eastAsia"/>
         </w:rPr>
-        <w:t xml:space="preserve">论文方法学宜引用</w:t>
-      </w:r>
-      <w:r>
-        <w:t xml:space="preserve"> [19296857] Knoll 2009、[33496062] V&amp;H 2021、[12213937] Jendrossek 2002 </w:t>
+        <w:t xml:space="preserve">株菌(5</w:t>
+      </w:r>
+      <w:r>
+        <w:t xml:space="preserve"> </w:t>
       </w:r>
       <w:r>
         <w:rPr>
           <w:rFonts w:hint="eastAsia"/>
         </w:rPr>
-        <w:t xml:space="preserve">作为方法锚点。</w:t>
+        <w:t xml:space="preserve">实测</w:t>
+      </w:r>
+      <w:r>
+        <w:t xml:space="preserve"> + 4 </w:t>
+      </w:r>
+      <w:r>
+        <w:rPr>
+          <w:rFonts w:hint="eastAsia"/>
+        </w:rPr>
+        <w:t xml:space="preserve">预测</w:t>
+      </w:r>
+      <w:r>
+        <w:t xml:space="preserve"> </w:t>
+      </w:r>
+      <w:r>
+        <w:rPr>
+          <w:rFonts w:hint="eastAsia"/>
+        </w:rPr>
+        <w:t xml:space="preserve">PhaZ)对比降解</w:t>
+      </w:r>
+      <w:r>
+        <w:t xml:space="preserve"> PHB </w:t>
+      </w:r>
+      <w:r>
+        <w:rPr>
+          <w:rFonts w:hint="eastAsia"/>
+        </w:rPr>
+        <w:t xml:space="preserve">膜,实测株质量损失</w:t>
+      </w:r>
+      <w:r>
+        <w:t xml:space="preserve"> 12% </w:t>
+      </w:r>
+      <w:r>
+        <w:rPr>
+          <w:rFonts w:hint="eastAsia"/>
+        </w:rPr>
+        <w:t xml:space="preserve">起,是”预测→验证”方法的直接蓝本。</w:t>
+      </w:r>
+    </w:p>
+    <w:bookmarkEnd w:id="13"/>
+    <w:bookmarkStart w:id="14" w:name="五参考文献管理建议"/>
+    <w:p>
+      <w:pPr>
+        <w:pStyle w:val="Heading2"/>
+      </w:pPr>
+      <w:r>
+        <w:rPr>
+          <w:rFonts w:hint="eastAsia"/>
+        </w:rPr>
+        <w:t xml:space="preserve">五、参考文献管理建议</w:t>
       </w:r>
     </w:p>
     <w:p>
@@ -5572,13 +5983,79 @@
         <w:pStyle w:val="Compact"/>
         <w:numPr>
           <w:ilvl w:val="0"/>
-          <w:numId w:val="1002"/>
+          <w:numId w:val="1003"/>
         </w:numPr>
       </w:pPr>
       <w:r>
         <w:rPr>
           <w:rFonts w:hint="eastAsia"/>
         </w:rPr>
+        <w:t xml:space="preserve">已附</w:t>
+      </w:r>
+      <w:r>
+        <w:t xml:space="preserve"> PMID + </w:t>
+      </w:r>
+      <w:r>
+        <w:rPr>
+          <w:rFonts w:hint="eastAsia"/>
+        </w:rPr>
+        <w:t xml:space="preserve">DOI,可批量导入</w:t>
+      </w:r>
+      <w:r>
+        <w:t xml:space="preserve"> </w:t>
+      </w:r>
+      <w:r>
+        <w:rPr>
+          <w:rFonts w:hint="eastAsia"/>
+        </w:rPr>
+        <w:t xml:space="preserve">Zotero/EndNote(用</w:t>
+      </w:r>
+      <w:r>
+        <w:t xml:space="preserve"> DOI </w:t>
+      </w:r>
+      <w:r>
+        <w:rPr>
+          <w:rFonts w:hint="eastAsia"/>
+        </w:rPr>
+        <w:t xml:space="preserve">批量导入最准确)。</w:t>
+      </w:r>
+    </w:p>
+    <w:p>
+      <w:pPr>
+        <w:pStyle w:val="Compact"/>
+        <w:numPr>
+          <w:ilvl w:val="0"/>
+          <w:numId w:val="1003"/>
+        </w:numPr>
+      </w:pPr>
+      <w:r>
+        <w:rPr>
+          <w:rFonts w:hint="eastAsia"/>
+        </w:rPr>
+        <w:t xml:space="preserve">论文方法学宜引用</w:t>
+      </w:r>
+      <w:r>
+        <w:t xml:space="preserve"> [19296857] Knoll 2009、[33496062] V&amp;H 2021、[12213937] Jendrossek 2002 </w:t>
+      </w:r>
+      <w:r>
+        <w:rPr>
+          <w:rFonts w:hint="eastAsia"/>
+        </w:rPr>
+        <w:t xml:space="preserve">作为方法锚点。</w:t>
+      </w:r>
+    </w:p>
+    <w:p>
+      <w:pPr>
+        <w:pStyle w:val="Compact"/>
+        <w:numPr>
+          <w:ilvl w:val="0"/>
+          <w:numId w:val="1003"/>
+        </w:numPr>
+      </w:pPr>
+      <w:r>
+        <w:rPr>
+          <w:rFonts w:hint="eastAsia"/>
+        </w:rPr>
         <w:t xml:space="preserve">完整</w:t>
       </w:r>
       <w:r>
@@ -5594,8 +6071,8 @@
         <w:t xml:space="preserve"> results/tables/literature_verified.tsv。</w:t>
       </w:r>
     </w:p>
-    <w:bookmarkEnd w:id="13"/>
     <w:bookmarkEnd w:id="14"/>
+    <w:bookmarkEnd w:id="15"/>
     <w:sectPr>
       <w:footnotePr>
         <w:numRestart w:val="eachSect"/>
@@ -5816,6 +6293,9 @@
     <w:abstractNumId w:val="991"/>
   </w:num>
   <w:num w:numId="1002">
+    <w:abstractNumId w:val="991"/>
+  </w:num>
+  <w:num w:numId="1003">
     <w:abstractNumId w:val="991"/>
   </w:num>
 </w:numbering>
